--- a/benchmarks/osworld/results/agent_computer_sonnet5/2c1ebcd7-9c6d-4c9a-afad-900e381ecd5e/run_1/case study.docx
+++ b/benchmarks/osworld/results/agent_computer_sonnet5/2c1ebcd7-9c6d-4c9a-afad-900e381ecd5e/run_1/case study.docx
@@ -1696,7 +1696,7 @@
           <w:rFonts w:ascii="Times New Roman" w:cs="Times New Roman" w:eastAsia="Times New Roman" w:hAnsi="Times New Roman"/>
           <w:rtl w:val="0"/>
         </w:rPr>
-        <w:t>Gartner. (2021). Digital transformation. https://www.gartner.com/en/information-technology/glossary/digital-transformation</w:t>
+        <w:t>Gartner. (2021). Digital transformation. In Gartner glossary. Retrieved October 1, 2022, from https://www.gartner.com/en/information-technology/glossary/digital-transformation</w:t>
       </w:r>
     </w:p>
     <w:p>
@@ -1780,7 +1780,7 @@
           <w:rFonts w:ascii="Times New Roman" w:cs="Times New Roman" w:eastAsia="Times New Roman" w:hAnsi="Times New Roman"/>
           <w:rtl w:val="0"/>
         </w:rPr>
-        <w:t>United Nations. (2018). United Nations e-government survey 2018: Gearing e-government to support transformation towards sustainable and resilient societies. Department of Economic and Social Affairs. https://publicadministration.un.org/egovkb/Portals/egovkb/Documents/un/2018-Survey/EGovernment%20Survey%202018_FINAL%20for%20web.pdf</w:t>
+        <w:t>United Nations. (2018). United Nations e-government survey 2018: Gearing e-government to support transformation towards sustainable and resilient societies. Department of Economic and Social Affairs. https://publicadministration.un.org/egovkb/Portals/egovkb/Documents/un/2018-Survey/E-Government%20Survey%202018_FINAL%20for%20web.pdf</w:t>
       </w:r>
     </w:p>
     <w:p>
